--- a/TestWord_1/F_ТИПОВИЙ ДОГОВІР МКБР ГО УААСП.docx
+++ b/TestWord_1/F_ТИПОВИЙ ДОГОВІР МКБР ГО УААСП.docx
@@ -106,7 +106,6 @@
       <w:sdt>
         <w:sdtPr>
           <w:rPr>
-            <w:b w:val="0"/>
             <w:sz w:val="20"/>
             <w:szCs w:val="20"/>
             <w:lang w:val="uk-UA"/>
@@ -150,8 +149,8 @@
         <w:tabs>
           <w:tab w:val="left" w:pos="9214"/>
         </w:tabs>
-        <w:ind w:right="-141"/>
-        <w:jc w:val="both"/>
+        <w:ind w:right="27"/>
+        <w:jc w:val="center"/>
         <w:rPr>
           <w:sz w:val="20"/>
           <w:szCs w:val="20"/>
@@ -164,7 +163,7 @@
           <w:szCs w:val="20"/>
           <w:lang w:val="uk-UA"/>
         </w:rPr>
-        <w:t xml:space="preserve">м. Київ                                                                                                                </w:t>
+        <w:t xml:space="preserve">м. Київ                                                                                                              </w:t>
       </w:r>
       <w:r>
         <w:rPr>
@@ -197,8 +196,8 @@
             <w:szCs w:val="20"/>
             <w:lang w:val="uk-UA"/>
           </w:rPr>
-          <w:alias w:val="docDateC"/>
-          <w:tag w:val="docDateC"/>
+          <w:alias w:val="docDate"/>
+          <w:tag w:val="docDate"/>
           <w:id w:val="-1392730580"/>
           <w:placeholder>
             <w:docPart w:val="1BD705B080D74FCB955BC41F54A8468A"/>
@@ -412,6 +411,9 @@
       <w:bookmarkStart w:id="3" w:name="_Hlk3208023"/>
       <w:sdt>
         <w:sdtPr>
+          <w:rPr>
+            <w:b/>
+          </w:rPr>
           <w:alias w:val="fop"/>
           <w:tag w:val="fop"/>
           <w:id w:val="399024136"/>
@@ -475,6 +477,13 @@
       </w:r>
       <w:r>
         <w:rPr>
+          <w:b/>
+          <w:lang w:val="ru-RU"/>
+        </w:rPr>
+        <w:t>,</w:t>
+      </w:r>
+      <w:r>
+        <w:rPr>
           <w:sz w:val="22"/>
           <w:szCs w:val="22"/>
         </w:rPr>
@@ -502,6 +511,12 @@
           </w:r>
         </w:sdtContent>
       </w:sdt>
+      <w:r>
+        <w:rPr>
+          <w:lang w:val="ru-RU"/>
+        </w:rPr>
+        <w:t xml:space="preserve"> </w:t>
+      </w:r>
       <w:sdt>
         <w:sdtPr>
           <w:rPr>
@@ -534,7 +549,7 @@
           <w:sz w:val="22"/>
           <w:szCs w:val="22"/>
         </w:rPr>
-        <w:t xml:space="preserve">, </w:t>
+        <w:t xml:space="preserve"> </w:t>
       </w:r>
       <w:sdt>
         <w:sdtPr>
@@ -558,6 +573,12 @@
           </w:r>
         </w:sdtContent>
       </w:sdt>
+      <w:r>
+        <w:rPr>
+          <w:lang w:val="ru-RU"/>
+        </w:rPr>
+        <w:t xml:space="preserve"> </w:t>
+      </w:r>
       <w:sdt>
         <w:sdtPr>
           <w:rPr>
@@ -587,7 +608,14 @@
       </w:sdt>
       <w:bookmarkEnd w:id="3"/>
       <w:r>
-        <w:t>, з іншої сторони, що при подальшому згадуванні разом іменуються – Сторони, уклали даний Ліцензійний договір (далі – Договір) про наступне:</w:t>
+        <w:rPr>
+          <w:b/>
+          <w:lang w:val="ru-RU"/>
+        </w:rPr>
+        <w:t xml:space="preserve">  </w:t>
+      </w:r>
+      <w:r>
+        <w:t>з іншої сторони, що при подальшому згадуванні разом іменуються – Сторони, уклали даний Ліцензійний договір (далі – Договір) про наступне:</w:t>
       </w:r>
     </w:p>
     <w:p>
@@ -1094,11 +1122,11 @@
           <w:sz w:val="20"/>
           <w:szCs w:val="20"/>
         </w:rPr>
-        <w:alias w:val="TablePLsm"/>
-        <w:tag w:val="TablePLsm"/>
-        <w:id w:val="1808582054"/>
+        <w:alias w:val="TablePL2"/>
+        <w:tag w:val="TablePL2"/>
+        <w:id w:val="-1559242236"/>
         <w:placeholder>
-          <w:docPart w:val="EFC65D7AF7694916877C7C83BAB20F52"/>
+          <w:docPart w:val="DefaultPlaceholder_-1854013436"/>
         </w:placeholder>
         <w15:appearance w15:val="tags"/>
         <w:docPartList>
@@ -1119,8 +1147,8 @@
         </w:p>
         <w:tbl>
           <w:tblPr>
-            <w:tblW w:w="10627" w:type="dxa"/>
-            <w:jc w:val="center"/>
+            <w:tblW w:w="10682" w:type="dxa"/>
+            <w:tblInd w:w="108" w:type="dxa"/>
             <w:tblBorders>
               <w:top w:val="single" w:sz="4" w:space="0" w:color="auto"/>
               <w:left w:val="single" w:sz="4" w:space="0" w:color="auto"/>
@@ -1132,41 +1160,44 @@
             <w:tblLook w:val="01E0" w:firstRow="1" w:lastRow="1" w:firstColumn="1" w:lastColumn="1" w:noHBand="0" w:noVBand="0"/>
           </w:tblPr>
           <w:tblGrid>
-            <w:gridCol w:w="507"/>
-            <w:gridCol w:w="3885"/>
-            <w:gridCol w:w="5005"/>
-            <w:gridCol w:w="1230"/>
+            <w:gridCol w:w="661"/>
+            <w:gridCol w:w="2092"/>
+            <w:gridCol w:w="2499"/>
+            <w:gridCol w:w="4260"/>
+            <w:gridCol w:w="1170"/>
           </w:tblGrid>
           <w:tr>
             <w:trPr>
-              <w:trHeight w:val="305"/>
-              <w:jc w:val="center"/>
+              <w:trHeight w:val="494"/>
             </w:trPr>
             <w:tc>
               <w:tcPr>
-                <w:tcW w:w="509" w:type="dxa"/>
+                <w:tcW w:w="661" w:type="dxa"/>
+                <w:tcBorders>
+                  <w:top w:val="single" w:sz="4" w:space="0" w:color="auto"/>
+                  <w:left w:val="single" w:sz="4" w:space="0" w:color="auto"/>
+                  <w:bottom w:val="single" w:sz="4" w:space="0" w:color="auto"/>
+                  <w:right w:val="single" w:sz="4" w:space="0" w:color="auto"/>
+                </w:tcBorders>
                 <w:vAlign w:val="center"/>
+                <w:hideMark/>
               </w:tcPr>
               <w:p>
                 <w:pPr>
                   <w:pStyle w:val="a3"/>
-                  <w:ind w:right="-141"/>
+                  <w:ind w:right="0"/>
+                  <w:jc w:val="center"/>
                   <w:rPr>
-                    <w:rFonts w:ascii="Verdana" w:hAnsi="Verdana" w:cs="Times New Roman CYR"/>
                     <w:sz w:val="20"/>
                     <w:szCs w:val="20"/>
-                    <w:highlight w:val="yellow"/>
-                    <w:lang w:val="en-US"/>
                   </w:rPr>
                 </w:pPr>
                 <w:r>
                   <w:rPr>
-                    <w:rFonts w:ascii="Times New Roman CYR" w:hAnsi="Times New Roman CYR" w:cs="Times New Roman CYR"/>
                     <w:b/>
                     <w:bCs/>
                     <w:sz w:val="20"/>
                     <w:szCs w:val="20"/>
-                    <w:highlight w:val="yellow"/>
                   </w:rPr>
                   <w:t>№ з/п</w:t>
                 </w:r>
@@ -1174,128 +1205,125 @@
             </w:tc>
             <w:tc>
               <w:tcPr>
-                <w:tcW w:w="3980" w:type="dxa"/>
+                <w:tcW w:w="2092" w:type="dxa"/>
+                <w:tcBorders>
+                  <w:top w:val="single" w:sz="4" w:space="0" w:color="auto"/>
+                  <w:left w:val="single" w:sz="4" w:space="0" w:color="auto"/>
+                  <w:bottom w:val="single" w:sz="4" w:space="0" w:color="auto"/>
+                  <w:right w:val="single" w:sz="4" w:space="0" w:color="auto"/>
+                </w:tcBorders>
                 <w:vAlign w:val="center"/>
               </w:tcPr>
               <w:p>
                 <w:pPr>
-                  <w:ind w:right="-141"/>
                   <w:jc w:val="center"/>
                   <w:rPr>
-                    <w:rFonts w:ascii="Times New Roman CYR" w:hAnsi="Times New Roman CYR" w:cs="Times New Roman CYR"/>
-                    <w:bCs w:val="0"/>
                     <w:sz w:val="20"/>
                     <w:szCs w:val="20"/>
-                    <w:highlight w:val="yellow"/>
+                    <w:lang w:val="uk-UA"/>
                   </w:rPr>
                 </w:pPr>
                 <w:r>
                   <w:rPr>
-                    <w:rFonts w:ascii="Times New Roman CYR" w:hAnsi="Times New Roman CYR" w:cs="Times New Roman CYR"/>
-                    <w:bCs w:val="0"/>
                     <w:sz w:val="20"/>
                     <w:szCs w:val="20"/>
-                    <w:highlight w:val="yellow"/>
                     <w:lang w:val="uk-UA"/>
                   </w:rPr>
-                  <w:t>Фактична а</w:t>
+                  <w:t>Вид закладу</w:t>
                 </w:r>
-                <w:proofErr w:type="spellStart"/>
+              </w:p>
+            </w:tc>
+            <w:tc>
+              <w:tcPr>
+                <w:tcW w:w="2499" w:type="dxa"/>
+                <w:tcBorders>
+                  <w:top w:val="single" w:sz="4" w:space="0" w:color="auto"/>
+                  <w:left w:val="single" w:sz="4" w:space="0" w:color="auto"/>
+                  <w:bottom w:val="single" w:sz="4" w:space="0" w:color="auto"/>
+                  <w:right w:val="single" w:sz="4" w:space="0" w:color="auto"/>
+                </w:tcBorders>
+                <w:vAlign w:val="center"/>
+              </w:tcPr>
+              <w:p>
+                <w:pPr>
+                  <w:jc w:val="center"/>
+                  <w:rPr>
+                    <w:b w:val="0"/>
+                    <w:sz w:val="20"/>
+                    <w:szCs w:val="20"/>
+                    <w:lang w:val="uk-UA"/>
+                  </w:rPr>
+                </w:pPr>
                 <w:r>
                   <w:rPr>
-                    <w:rFonts w:ascii="Times New Roman CYR" w:hAnsi="Times New Roman CYR" w:cs="Times New Roman CYR"/>
-                    <w:bCs w:val="0"/>
                     <w:sz w:val="20"/>
                     <w:szCs w:val="20"/>
-                    <w:highlight w:val="yellow"/>
+                    <w:lang w:val="uk-UA"/>
                   </w:rPr>
-                  <w:t>дрес</w:t>
+                  <w:t>Найменування закладу</w:t>
                 </w:r>
-                <w:proofErr w:type="spellEnd"/>
+              </w:p>
+            </w:tc>
+            <w:tc>
+              <w:tcPr>
+                <w:tcW w:w="4260" w:type="dxa"/>
+                <w:tcBorders>
+                  <w:top w:val="single" w:sz="4" w:space="0" w:color="auto"/>
+                  <w:left w:val="single" w:sz="4" w:space="0" w:color="auto"/>
+                  <w:bottom w:val="single" w:sz="4" w:space="0" w:color="auto"/>
+                  <w:right w:val="single" w:sz="4" w:space="0" w:color="auto"/>
+                </w:tcBorders>
+                <w:vAlign w:val="center"/>
+                <w:hideMark/>
+              </w:tcPr>
+              <w:p>
+                <w:pPr>
+                  <w:jc w:val="center"/>
+                  <w:rPr>
+                    <w:b w:val="0"/>
+                    <w:sz w:val="20"/>
+                    <w:szCs w:val="20"/>
+                    <w:lang w:val="uk-UA"/>
+                  </w:rPr>
+                </w:pPr>
                 <w:r>
                   <w:rPr>
-                    <w:rFonts w:ascii="Times New Roman CYR" w:hAnsi="Times New Roman CYR" w:cs="Times New Roman CYR"/>
-                    <w:bCs w:val="0"/>
                     <w:sz w:val="20"/>
                     <w:szCs w:val="20"/>
-                    <w:highlight w:val="yellow"/>
                     <w:lang w:val="uk-UA"/>
                   </w:rPr>
-                  <w:t>а закладу (приміщення) Користувача</w:t>
-                </w:r>
-                <w:r>
-                  <w:rPr>
-                    <w:rFonts w:ascii="Times New Roman CYR" w:hAnsi="Times New Roman CYR" w:cs="Times New Roman CYR"/>
-                    <w:bCs w:val="0"/>
-                    <w:sz w:val="20"/>
-                    <w:szCs w:val="20"/>
-                    <w:highlight w:val="yellow"/>
-                  </w:rPr>
-                  <w:t>:</w:t>
+                  <w:t>Фактична адреса закладу:</w:t>
                 </w:r>
               </w:p>
               <w:p>
                 <w:pPr>
                   <w:pStyle w:val="a3"/>
-                  <w:ind w:right="-141"/>
+                  <w:ind w:right="0"/>
                   <w:jc w:val="center"/>
                   <w:rPr>
-                    <w:rFonts w:ascii="Times New Roman CYR" w:hAnsi="Times New Roman CYR" w:cs="Times New Roman CYR"/>
-                    <w:i/>
                     <w:sz w:val="20"/>
                     <w:szCs w:val="20"/>
-                    <w:highlight w:val="yellow"/>
                   </w:rPr>
                 </w:pPr>
                 <w:r>
                   <w:rPr>
-                    <w:rFonts w:ascii="Times New Roman CYR" w:hAnsi="Times New Roman CYR" w:cs="Times New Roman CYR"/>
                     <w:sz w:val="20"/>
                     <w:szCs w:val="20"/>
-                    <w:highlight w:val="yellow"/>
                   </w:rPr>
                   <w:t>(</w:t>
                 </w:r>
                 <w:r>
                   <w:rPr>
-                    <w:rFonts w:ascii="Times New Roman CYR" w:hAnsi="Times New Roman CYR" w:cs="Times New Roman CYR"/>
                     <w:i/>
                     <w:sz w:val="20"/>
                     <w:szCs w:val="20"/>
-                    <w:highlight w:val="yellow"/>
                   </w:rPr>
-                  <w:t>назва області, міста (селища або села), вулиця, № будинку тощо</w:t>
-                </w:r>
-              </w:p>
-              <w:p>
-                <w:pPr>
-                  <w:pStyle w:val="a3"/>
-                  <w:ind w:right="-141"/>
-                  <w:jc w:val="center"/>
-                  <w:rPr>
-                    <w:rFonts w:ascii="Verdana" w:hAnsi="Verdana" w:cs="Times New Roman CYR"/>
-                    <w:sz w:val="20"/>
-                    <w:szCs w:val="20"/>
-                    <w:highlight w:val="yellow"/>
-                    <w:lang w:val="ru-RU"/>
-                  </w:rPr>
-                </w:pPr>
-                <w:r>
-                  <w:rPr>
-                    <w:rFonts w:ascii="Times New Roman CYR" w:hAnsi="Times New Roman CYR" w:cs="Times New Roman CYR"/>
-                    <w:i/>
-                    <w:sz w:val="20"/>
-                    <w:szCs w:val="20"/>
-                    <w:highlight w:val="yellow"/>
-                  </w:rPr>
-                  <w:t>на території України</w:t>
+                  <w:t>назва області, міста (селища або села), вулиця, № будинку тощо на території України</w:t>
                 </w:r>
                 <w:r>
                   <w:rPr>
-                    <w:rFonts w:ascii="Times New Roman CYR" w:hAnsi="Times New Roman CYR" w:cs="Times New Roman CYR"/>
                     <w:sz w:val="20"/>
                     <w:szCs w:val="20"/>
-                    <w:highlight w:val="yellow"/>
                   </w:rPr>
                   <w:t>)</w:t>
                 </w:r>
@@ -1303,105 +1331,22 @@
             </w:tc>
             <w:tc>
               <w:tcPr>
-                <w:tcW w:w="5145" w:type="dxa"/>
+                <w:tcW w:w="1170" w:type="dxa"/>
+                <w:tcBorders>
+                  <w:top w:val="single" w:sz="4" w:space="0" w:color="auto"/>
+                  <w:left w:val="single" w:sz="4" w:space="0" w:color="auto"/>
+                  <w:bottom w:val="single" w:sz="4" w:space="0" w:color="auto"/>
+                  <w:right w:val="single" w:sz="4" w:space="0" w:color="auto"/>
+                </w:tcBorders>
                 <w:vAlign w:val="center"/>
+                <w:hideMark/>
               </w:tcPr>
               <w:p>
                 <w:pPr>
                   <w:pStyle w:val="a3"/>
-                  <w:ind w:right="-141"/>
+                  <w:ind w:right="0"/>
                   <w:jc w:val="center"/>
                   <w:rPr>
-                    <w:rFonts w:ascii="Verdana" w:hAnsi="Verdana" w:cs="Times New Roman CYR"/>
-                    <w:b/>
-                    <w:sz w:val="20"/>
-                    <w:szCs w:val="20"/>
-                    <w:highlight w:val="yellow"/>
-                    <w:lang w:val="ru-RU"/>
-                  </w:rPr>
-                </w:pPr>
-                <w:r>
-                  <w:rPr>
-                    <w:rFonts w:ascii="Times New Roman CYR" w:hAnsi="Times New Roman CYR" w:cs="Times New Roman CYR"/>
-                    <w:b/>
-                    <w:sz w:val="20"/>
-                    <w:szCs w:val="20"/>
-                    <w:highlight w:val="yellow"/>
-                  </w:rPr>
-                  <w:t>Назва закладу (приміщення)</w:t>
-                </w:r>
-              </w:p>
-            </w:tc>
-            <w:tc>
-              <w:tcPr>
-                <w:tcW w:w="993" w:type="dxa"/>
-              </w:tcPr>
-              <w:p>
-                <w:pPr>
-                  <w:pStyle w:val="a3"/>
-                  <w:ind w:right="-141"/>
-                  <w:jc w:val="center"/>
-                  <w:rPr>
-                    <w:rFonts w:ascii="Times New Roman CYR" w:hAnsi="Times New Roman CYR" w:cs="Times New Roman CYR"/>
-                    <w:b/>
-                    <w:sz w:val="20"/>
-                    <w:szCs w:val="20"/>
-                    <w:highlight w:val="yellow"/>
-                    <w:lang w:val="ru-RU"/>
-                  </w:rPr>
-                </w:pPr>
-                <w:r>
-                  <w:rPr>
-                    <w:rFonts w:ascii="Times New Roman CYR" w:hAnsi="Times New Roman CYR" w:cs="Times New Roman CYR"/>
-                    <w:b/>
-                    <w:sz w:val="20"/>
-                    <w:szCs w:val="20"/>
-                    <w:highlight w:val="yellow"/>
-                    <w:lang w:val="ru-RU"/>
-                  </w:rPr>
-                  <w:t>Р</w:t>
-                </w:r>
-                <w:proofErr w:type="spellStart"/>
-                <w:r>
-                  <w:rPr>
-                    <w:rFonts w:ascii="Times New Roman CYR" w:hAnsi="Times New Roman CYR" w:cs="Times New Roman CYR"/>
-                    <w:b/>
-                    <w:sz w:val="20"/>
-                    <w:szCs w:val="20"/>
-                    <w:highlight w:val="yellow"/>
-                  </w:rPr>
-                  <w:t>озмір</w:t>
-                </w:r>
-                <w:proofErr w:type="spellEnd"/>
-                <w:r>
-                  <w:rPr>
-                    <w:rFonts w:ascii="Times New Roman CYR" w:hAnsi="Times New Roman CYR" w:cs="Times New Roman CYR"/>
-                    <w:b/>
-                    <w:sz w:val="20"/>
-                    <w:szCs w:val="20"/>
-                    <w:highlight w:val="yellow"/>
-                  </w:rPr>
-                  <w:t xml:space="preserve"> площі закладу</w:t>
-                </w:r>
-                <w:r>
-                  <w:rPr>
-                    <w:rFonts w:ascii="Times New Roman CYR" w:hAnsi="Times New Roman CYR" w:cs="Times New Roman CYR"/>
-                    <w:b/>
-                    <w:sz w:val="20"/>
-                    <w:szCs w:val="20"/>
-                    <w:highlight w:val="yellow"/>
-                    <w:lang w:val="ru-RU"/>
-                  </w:rPr>
-                  <w:t xml:space="preserve"> </w:t>
-                </w:r>
-              </w:p>
-              <w:p>
-                <w:pPr>
-                  <w:pStyle w:val="a3"/>
-                  <w:ind w:right="-141"/>
-                  <w:jc w:val="center"/>
-                  <w:rPr>
-                    <w:rFonts w:ascii="Times New Roman CYR" w:hAnsi="Times New Roman CYR" w:cs="Times New Roman CYR"/>
                     <w:b/>
                     <w:sz w:val="20"/>
                     <w:szCs w:val="20"/>
@@ -1410,16 +1355,71 @@
                 </w:pPr>
                 <w:r>
                   <w:rPr>
-                    <w:rFonts w:ascii="Times New Roman CYR" w:hAnsi="Times New Roman CYR" w:cs="Times New Roman CYR"/>
-                    <w:i/>
+                    <w:b/>
                     <w:sz w:val="20"/>
                     <w:szCs w:val="20"/>
-                    <w:highlight w:val="yellow"/>
+                    <w:lang w:val="ru-RU"/>
                   </w:rPr>
-                  <w:t>(в квадратних метрах)</w:t>
+                  <w:t>Р</w:t>
                 </w:r>
-                <w:bookmarkStart w:id="4" w:name="_GoBack"/>
-                <w:bookmarkEnd w:id="4"/>
+                <w:proofErr w:type="spellStart"/>
+                <w:r>
+                  <w:rPr>
+                    <w:b/>
+                    <w:sz w:val="20"/>
+                    <w:szCs w:val="20"/>
+                  </w:rPr>
+                  <w:t>озмір</w:t>
+                </w:r>
+                <w:proofErr w:type="spellEnd"/>
+                <w:r>
+                  <w:rPr>
+                    <w:b/>
+                    <w:sz w:val="20"/>
+                    <w:szCs w:val="20"/>
+                    <w:lang w:val="ru-RU"/>
+                  </w:rPr>
+                  <w:t xml:space="preserve"> </w:t>
+                </w:r>
+                <w:r>
+                  <w:rPr>
+                    <w:b/>
+                    <w:sz w:val="20"/>
+                    <w:szCs w:val="20"/>
+                  </w:rPr>
+                  <w:t>площі закладу</w:t>
+                </w:r>
+                <w:r>
+                  <w:rPr>
+                    <w:b/>
+                    <w:sz w:val="20"/>
+                    <w:szCs w:val="20"/>
+                    <w:lang w:val="ru-RU"/>
+                  </w:rPr>
+                  <w:t xml:space="preserve"> </w:t>
+                </w:r>
+                <w:r>
+                  <w:rPr>
+                    <w:sz w:val="20"/>
+                    <w:szCs w:val="20"/>
+                  </w:rPr>
+                  <w:t>(м</w:t>
+                </w:r>
+                <w:r>
+                  <w:rPr>
+                    <w:sz w:val="20"/>
+                    <w:szCs w:val="20"/>
+                    <w:vertAlign w:val="superscript"/>
+                  </w:rPr>
+                  <w:t>2</w:t>
+                </w:r>
+                <w:r>
+                  <w:rPr>
+                    <w:sz w:val="20"/>
+                    <w:szCs w:val="20"/>
+                  </w:rPr>
+                  <w:t>)</w:t>
+                </w:r>
               </w:p>
             </w:tc>
           </w:tr>
@@ -1588,7 +1588,6 @@
           <w:sz w:val="20"/>
           <w:szCs w:val="20"/>
         </w:rPr>
-        <w:lastRenderedPageBreak/>
         <w:t>2.4. Сторони домовились, що сума авторської винагороди (роялті), яка сплачується Користувачем за надання невиключного права на публі</w:t>
       </w:r>
       <w:r>
@@ -1619,10 +1618,11 @@
         </w:rPr>
         <w:t xml:space="preserve"> становить: </w:t>
       </w:r>
-      <w:bookmarkStart w:id="5" w:name="_Hlk3207123"/>
+      <w:bookmarkStart w:id="4" w:name="_Hlk3207123"/>
       <w:sdt>
         <w:sdtPr>
           <w:rPr>
+            <w:b/>
             <w:sz w:val="20"/>
             <w:szCs w:val="20"/>
           </w:rPr>
@@ -1647,7 +1647,15 @@
         </w:sdtContent>
       </w:sdt>
       <w:r>
-        <w:t xml:space="preserve"> (</w:t>
+        <w:t xml:space="preserve"> </w:t>
+      </w:r>
+      <w:r>
+        <w:rPr>
+          <w:sz w:val="20"/>
+          <w:szCs w:val="20"/>
+        </w:rPr>
+        <w:lastRenderedPageBreak/>
+        <w:t>(</w:t>
       </w:r>
       <w:sdt>
         <w:sdtPr>
@@ -1676,9 +1684,13 @@
         </w:sdtContent>
       </w:sdt>
       <w:r>
+        <w:rPr>
+          <w:sz w:val="20"/>
+          <w:szCs w:val="20"/>
+        </w:rPr>
         <w:t>)</w:t>
       </w:r>
-      <w:bookmarkEnd w:id="5"/>
+      <w:bookmarkEnd w:id="4"/>
       <w:r>
         <w:rPr>
           <w:sz w:val="20"/>
@@ -1691,8 +1703,9 @@
           <w:b/>
           <w:sz w:val="20"/>
           <w:szCs w:val="20"/>
-        </w:rPr>
-        <w:t>відсоток</w:t>
+          <w:lang w:val="ru-RU"/>
+        </w:rPr>
+        <w:t>%</w:t>
       </w:r>
       <w:r>
         <w:rPr>
@@ -1744,7 +1757,7 @@
         </w:rPr>
         <w:t xml:space="preserve"> </w:t>
       </w:r>
-      <w:bookmarkStart w:id="6" w:name="_Hlk3207175"/>
+      <w:bookmarkStart w:id="5" w:name="_Hlk3207175"/>
       <w:sdt>
         <w:sdtPr>
           <w:rPr>
@@ -1773,7 +1786,14 @@
         </w:sdtContent>
       </w:sdt>
       <w:r>
-        <w:t xml:space="preserve"> (</w:t>
+        <w:t xml:space="preserve"> </w:t>
+      </w:r>
+      <w:r>
+        <w:rPr>
+          <w:sz w:val="20"/>
+          <w:szCs w:val="20"/>
+        </w:rPr>
+        <w:t>(</w:t>
       </w:r>
       <w:sdt>
         <w:sdtPr>
@@ -1802,7 +1822,14 @@
         </w:sdtContent>
       </w:sdt>
       <w:r>
-        <w:t xml:space="preserve">) </w:t>
+        <w:rPr>
+          <w:sz w:val="20"/>
+          <w:szCs w:val="20"/>
+        </w:rPr>
+        <w:t>)</w:t>
+      </w:r>
+      <w:r>
+        <w:t xml:space="preserve"> </w:t>
       </w:r>
       <w:r>
         <w:rPr>
@@ -1853,7 +1880,7 @@
         </w:rPr>
         <w:t>коп.</w:t>
       </w:r>
-      <w:bookmarkEnd w:id="6"/>
+      <w:bookmarkEnd w:id="5"/>
       <w:r>
         <w:rPr>
           <w:sz w:val="20"/>
@@ -1861,7 +1888,7 @@
         </w:rPr>
         <w:t xml:space="preserve"> (далі – мінімальний платіж) </w:t>
       </w:r>
-      <w:bookmarkStart w:id="7" w:name="_Hlk3207388"/>
+      <w:bookmarkStart w:id="6" w:name="_Hlk3207388"/>
       <w:sdt>
         <w:sdtPr>
           <w:rPr>
@@ -1889,7 +1916,7 @@
           </w:r>
         </w:sdtContent>
       </w:sdt>
-      <w:bookmarkEnd w:id="7"/>
+      <w:bookmarkEnd w:id="6"/>
       <w:r>
         <w:rPr>
           <w:b/>
@@ -1939,7 +1966,16 @@
           <w:sz w:val="20"/>
           <w:szCs w:val="20"/>
         </w:rPr>
-        <w:t xml:space="preserve">2.5. Користувач зобов’язується вести точний облік творів та їх авторів і не пізніше 20-ого числа після закінчення </w:t>
+        <w:t>2.5. Користувач зобов’язується вести точний облік творів та їх авторів і не пізніше 20-ого числа піс</w:t>
+      </w:r>
+      <w:bookmarkStart w:id="7" w:name="_GoBack"/>
+      <w:bookmarkEnd w:id="7"/>
+      <w:r>
+        <w:rPr>
+          <w:sz w:val="20"/>
+          <w:szCs w:val="20"/>
+        </w:rPr>
+        <w:t xml:space="preserve">ля закінчення </w:t>
       </w:r>
       <w:r>
         <w:rPr>
@@ -3080,7 +3116,6 @@
           <w:sz w:val="20"/>
           <w:szCs w:val="20"/>
         </w:rPr>
-        <w:lastRenderedPageBreak/>
         <w:t xml:space="preserve">3.4. </w:t>
       </w:r>
       <w:r>
@@ -3133,6 +3168,7 @@
           <w:sz w:val="20"/>
           <w:szCs w:val="20"/>
         </w:rPr>
+        <w:lastRenderedPageBreak/>
         <w:t xml:space="preserve">3.5. У разі виникнення розбіжностей або спорів між </w:t>
       </w:r>
       <w:r>
@@ -3468,8 +3504,8 @@
             <w:sz w:val="20"/>
             <w:szCs w:val="22"/>
           </w:rPr>
-          <w:alias w:val="docDateBeginC"/>
-          <w:tag w:val="docDateBeginC"/>
+          <w:alias w:val="docDateBegin"/>
+          <w:tag w:val="docDateBegin"/>
           <w:id w:val="-954788700"/>
           <w:placeholder>
             <w:docPart w:val="72A4C585D8BD49F0B64B88E5661D0A59"/>
@@ -3493,6 +3529,15 @@
           <w:b/>
           <w:sz w:val="20"/>
           <w:szCs w:val="22"/>
+          <w:lang w:val="ru-RU"/>
+        </w:rPr>
+        <w:t xml:space="preserve"> </w:t>
+      </w:r>
+      <w:r>
+        <w:rPr>
+          <w:b/>
+          <w:sz w:val="20"/>
+          <w:szCs w:val="22"/>
         </w:rPr>
         <w:t>року</w:t>
       </w:r>
@@ -3511,8 +3556,8 @@
             <w:sz w:val="20"/>
             <w:szCs w:val="22"/>
           </w:rPr>
-          <w:alias w:val="docDateEndC"/>
-          <w:tag w:val="docDateEndC"/>
+          <w:alias w:val="docDateEnd"/>
+          <w:tag w:val="docDateEnd"/>
           <w:id w:val="1553884469"/>
           <w:placeholder>
             <w:docPart w:val="72A4C585D8BD49F0B64B88E5661D0A59"/>
@@ -3578,9 +3623,108 @@
         <w:rPr>
           <w:sz w:val="20"/>
           <w:szCs w:val="20"/>
-          <w:highlight w:val="yellow"/>
-        </w:rPr>
-        <w:t>5.2. Дія даного Договору автоматично продовжується строком на 1 рік з одночасним підвищенням розміру мінімального платежу авторської винагороди за попередній рік на 10 (десять) % - і так із року в рік.</w:t>
+        </w:rPr>
+        <w:t xml:space="preserve">5.2. Дія даного Договору автоматично продовжується строком на 1 рік з одночасним підвищенням розміру мінімального платежу авторської винагороди за попередній рік на </w:t>
+      </w:r>
+      <w:bookmarkStart w:id="11" w:name="_Hlk4080784"/>
+      <w:sdt>
+        <w:sdtPr>
+          <w:rPr>
+            <w:rFonts w:eastAsia="Calibri"/>
+            <w:b/>
+            <w:sz w:val="20"/>
+            <w:szCs w:val="20"/>
+            <w:lang w:val="ru-UA" w:eastAsia="en-US"/>
+          </w:rPr>
+          <w:alias w:val="prcntPrl"/>
+          <w:tag w:val="prcntPrl"/>
+          <w:id w:val="973418347"/>
+          <w:placeholder>
+            <w:docPart w:val="DD74A4FEB4E249E2927E3104E1D92EE7"/>
+          </w:placeholder>
+          <w:showingPlcHdr/>
+          <w15:appearance w15:val="tags"/>
+          <w:text/>
+        </w:sdtPr>
+        <w:sdtEndPr/>
+        <w:sdtContent>
+          <w:r>
+            <w:rPr>
+              <w:rStyle w:val="ae"/>
+            </w:rPr>
+            <w:t>Место для ввода текста.</w:t>
+          </w:r>
+        </w:sdtContent>
+      </w:sdt>
+      <w:r>
+        <w:rPr>
+          <w:rFonts w:ascii="Calibri" w:eastAsia="Calibri" w:hAnsi="Calibri"/>
+          <w:sz w:val="20"/>
+          <w:szCs w:val="20"/>
+          <w:lang w:val="ru-UA" w:eastAsia="en-US"/>
+        </w:rPr>
+        <w:t xml:space="preserve"> (</w:t>
+      </w:r>
+      <w:sdt>
+        <w:sdtPr>
+          <w:rPr>
+            <w:rFonts w:eastAsia="Calibri"/>
+            <w:sz w:val="20"/>
+            <w:szCs w:val="20"/>
+            <w:lang w:val="ru-UA" w:eastAsia="en-US"/>
+          </w:rPr>
+          <w:alias w:val="prcntPrlText"/>
+          <w:tag w:val="prcntPrlText"/>
+          <w:id w:val="-492410048"/>
+          <w:placeholder>
+            <w:docPart w:val="DD74A4FEB4E249E2927E3104E1D92EE7"/>
+          </w:placeholder>
+          <w:showingPlcHdr/>
+          <w15:appearance w15:val="tags"/>
+          <w:text/>
+        </w:sdtPr>
+        <w:sdtEndPr/>
+        <w:sdtContent>
+          <w:r>
+            <w:rPr>
+              <w:rStyle w:val="ae"/>
+            </w:rPr>
+            <w:t>Место для ввода текста.</w:t>
+          </w:r>
+        </w:sdtContent>
+      </w:sdt>
+      <w:r>
+        <w:rPr>
+          <w:rFonts w:ascii="Calibri" w:eastAsia="Calibri" w:hAnsi="Calibri"/>
+          <w:sz w:val="20"/>
+          <w:szCs w:val="20"/>
+          <w:lang w:val="ru-UA" w:eastAsia="en-US"/>
+        </w:rPr>
+        <w:t>)</w:t>
+      </w:r>
+      <w:bookmarkEnd w:id="11"/>
+      <w:r>
+        <w:rPr>
+          <w:sz w:val="20"/>
+          <w:szCs w:val="20"/>
+          <w:lang w:val="ru-RU"/>
+        </w:rPr>
+        <w:t xml:space="preserve"> </w:t>
+      </w:r>
+      <w:r>
+        <w:rPr>
+          <w:b/>
+          <w:sz w:val="20"/>
+          <w:szCs w:val="20"/>
+        </w:rPr>
+        <w:t>%</w:t>
+      </w:r>
+      <w:r>
+        <w:rPr>
+          <w:sz w:val="20"/>
+          <w:szCs w:val="20"/>
+        </w:rPr>
+        <w:t xml:space="preserve"> - і так із року в рік.</w:t>
       </w:r>
       <w:r>
         <w:rPr>
@@ -4017,11 +4161,11 @@
         <w:ind w:right="-141" w:firstLine="426"/>
       </w:pPr>
       <w:r>
-        <w:t xml:space="preserve">7.1. Підписанням даного Договору суб’єкт персональних даних підтверджує свою згоду на обробку зазначених в даному Договорі персональних даних відповідно до Закону України «Про захист персональних даних» у базі персональних даних «Користувачі </w:t>
+        <w:t xml:space="preserve">7.1. Підписанням даного Договору суб’єкт персональних даних підтверджує свою згоду на обробку зазначених в даному Договорі персональних даних відповідно до Закону України «Про захист персональних даних» у базі персональних даних «Користувачі авторського права» з метою забезпечення адміністративно-правових, податкових відносин та відносин у сфері бухгалтерського обліку, з </w:t>
       </w:r>
       <w:r>
         <w:lastRenderedPageBreak/>
-        <w:t xml:space="preserve">авторського права» з метою забезпечення адміністративно-правових, податкових відносин та відносин у сфері бухгалтерського обліку, з метою реалізації авторських прав правовласників об’єктів авторських прав відповідно до Господарського кодексу України, Цивільного кодексу України,  Податкового кодексу України, Закону України «Про бухгалтерський облік та фінансову звітність», Закону України «Про банки і банківську діяльність», Закону України «Про авторське право і суміжні права», </w:t>
+        <w:t xml:space="preserve">метою реалізації авторських прав правовласників об’єктів авторських прав відповідно до Господарського кодексу України, Цивільного кодексу України,  Податкового кодексу України, Закону України «Про бухгалтерський облік та фінансову звітність», Закону України «Про банки і банківську діяльність», Закону України «Про авторське право і суміжні права», </w:t>
       </w:r>
       <w:r>
         <w:rPr>
@@ -4664,16 +4808,6 @@
     <w:p>
       <w:pPr>
         <w:pStyle w:val="a3"/>
-        <w:ind w:right="-141" w:firstLine="426"/>
-        <w:rPr>
-          <w:sz w:val="20"/>
-          <w:szCs w:val="20"/>
-        </w:rPr>
-      </w:pPr>
-    </w:p>
-    <w:p>
-      <w:pPr>
-        <w:pStyle w:val="a3"/>
         <w:ind w:right="0" w:firstLine="360"/>
         <w:jc w:val="center"/>
         <w:rPr>
@@ -5350,6 +5484,18 @@
               <w:bottom w:val="single" w:sz="4" w:space="0" w:color="auto"/>
             </w:tcBorders>
           </w:tcPr>
+          <w:p>
+            <w:pPr>
+              <w:ind w:right="-108"/>
+              <w:jc w:val="center"/>
+              <w:rPr>
+                <w:bCs w:val="0"/>
+                <w:sz w:val="20"/>
+                <w:szCs w:val="20"/>
+                <w:lang w:val="uk-UA"/>
+              </w:rPr>
+            </w:pPr>
+          </w:p>
           <w:p>
             <w:pPr>
               <w:ind w:right="-108"/>
@@ -5419,27 +5565,18 @@
             </w:pPr>
             <w:r>
               <w:rPr>
-                <w:sz w:val="18"/>
-                <w:szCs w:val="18"/>
+                <w:sz w:val="20"/>
+                <w:szCs w:val="20"/>
                 <w:lang w:val="uk-UA"/>
               </w:rPr>
-              <w:t>Юридична адреса:</w:t>
-            </w:r>
-            <w:r>
-              <w:rPr>
-                <w:b w:val="0"/>
-                <w:sz w:val="18"/>
-                <w:szCs w:val="18"/>
-                <w:lang w:val="uk-UA"/>
-              </w:rPr>
-              <w:t xml:space="preserve"> </w:t>
+              <w:t xml:space="preserve">Юридична адреса: </w:t>
             </w:r>
             <w:sdt>
               <w:sdtPr>
                 <w:rPr>
                   <w:b w:val="0"/>
-                  <w:sz w:val="18"/>
-                  <w:szCs w:val="18"/>
+                  <w:sz w:val="20"/>
+                  <w:szCs w:val="20"/>
                   <w:lang w:val="uk-UA"/>
                 </w:rPr>
                 <w:alias w:val="CstLegalAddress"/>
@@ -5466,35 +5603,25 @@
           <w:p>
             <w:pPr>
               <w:rPr>
-                <w:b w:val="0"/>
-                <w:sz w:val="18"/>
-                <w:szCs w:val="18"/>
+                <w:sz w:val="20"/>
+                <w:szCs w:val="20"/>
                 <w:lang w:val="uk-UA"/>
               </w:rPr>
             </w:pPr>
             <w:r>
               <w:rPr>
-                <w:sz w:val="18"/>
-                <w:szCs w:val="18"/>
+                <w:sz w:val="20"/>
+                <w:szCs w:val="20"/>
                 <w:lang w:val="uk-UA"/>
               </w:rPr>
-              <w:t>Фактична адреса:</w:t>
-            </w:r>
-            <w:r>
-              <w:rPr>
-                <w:b w:val="0"/>
-                <w:sz w:val="18"/>
-                <w:szCs w:val="18"/>
-                <w:lang w:val="uk-UA"/>
-              </w:rPr>
-              <w:t xml:space="preserve"> </w:t>
+              <w:t xml:space="preserve">Фактична адреса: </w:t>
             </w:r>
             <w:sdt>
               <w:sdtPr>
                 <w:rPr>
                   <w:b w:val="0"/>
-                  <w:sz w:val="18"/>
-                  <w:szCs w:val="18"/>
+                  <w:sz w:val="20"/>
+                  <w:szCs w:val="20"/>
                   <w:lang w:val="uk-UA"/>
                 </w:rPr>
                 <w:alias w:val="CstResidentialAddress"/>
@@ -5521,36 +5648,26 @@
           <w:p>
             <w:pPr>
               <w:rPr>
-                <w:b w:val="0"/>
-                <w:sz w:val="18"/>
-                <w:szCs w:val="18"/>
+                <w:sz w:val="20"/>
+                <w:szCs w:val="20"/>
                 <w:lang w:val="uk-UA"/>
               </w:rPr>
             </w:pPr>
             <w:r>
               <w:rPr>
-                <w:sz w:val="18"/>
-                <w:szCs w:val="18"/>
+                <w:sz w:val="20"/>
+                <w:szCs w:val="20"/>
                 <w:lang w:val="uk-UA"/>
               </w:rPr>
-              <w:t>Адреса для листування:</w:t>
-            </w:r>
-            <w:r>
-              <w:rPr>
-                <w:b w:val="0"/>
-                <w:sz w:val="18"/>
-                <w:szCs w:val="18"/>
-                <w:lang w:val="uk-UA"/>
-              </w:rPr>
-              <w:t xml:space="preserve"> </w:t>
+              <w:t xml:space="preserve">Адреса для листування: </w:t>
             </w:r>
             <w:sdt>
               <w:sdtPr>
                 <w:rPr>
                   <w:b w:val="0"/>
                   <w:bCs w:val="0"/>
-                  <w:sz w:val="18"/>
-                  <w:szCs w:val="18"/>
+                  <w:sz w:val="20"/>
+                  <w:szCs w:val="20"/>
                   <w:lang w:val="uk-UA"/>
                 </w:rPr>
                 <w:alias w:val="CstCorrespAddress"/>
@@ -5577,18 +5694,16 @@
           <w:p>
             <w:pPr>
               <w:rPr>
-                <w:b w:val="0"/>
-                <w:sz w:val="18"/>
-                <w:szCs w:val="18"/>
+                <w:sz w:val="20"/>
+                <w:szCs w:val="20"/>
                 <w:lang w:val="uk-UA"/>
               </w:rPr>
             </w:pPr>
             <w:proofErr w:type="spellStart"/>
             <w:r>
               <w:rPr>
-                <w:b w:val="0"/>
-                <w:sz w:val="18"/>
-                <w:szCs w:val="18"/>
+                <w:sz w:val="20"/>
+                <w:szCs w:val="20"/>
                 <w:lang w:val="uk-UA"/>
               </w:rPr>
               <w:t>Тел</w:t>
@@ -5596,9 +5711,8 @@
             <w:proofErr w:type="spellEnd"/>
             <w:r>
               <w:rPr>
-                <w:b w:val="0"/>
-                <w:sz w:val="18"/>
-                <w:szCs w:val="18"/>
+                <w:sz w:val="20"/>
+                <w:szCs w:val="20"/>
                 <w:lang w:val="uk-UA"/>
               </w:rPr>
               <w:t xml:space="preserve">.: </w:t>
@@ -5607,8 +5721,8 @@
               <w:sdtPr>
                 <w:rPr>
                   <w:b w:val="0"/>
-                  <w:sz w:val="18"/>
-                  <w:szCs w:val="18"/>
+                  <w:sz w:val="20"/>
+                  <w:szCs w:val="20"/>
                   <w:lang w:val="uk-UA"/>
                 </w:rPr>
                 <w:alias w:val="CstPhone"/>
@@ -5635,55 +5749,59 @@
           <w:p>
             <w:pPr>
               <w:rPr>
-                <w:b w:val="0"/>
-                <w:sz w:val="18"/>
-                <w:szCs w:val="18"/>
+                <w:sz w:val="20"/>
+                <w:szCs w:val="20"/>
                 <w:lang w:val="uk-UA"/>
               </w:rPr>
             </w:pPr>
             <w:r>
               <w:rPr>
-                <w:b w:val="0"/>
-                <w:sz w:val="18"/>
-                <w:szCs w:val="18"/>
+                <w:sz w:val="20"/>
+                <w:szCs w:val="20"/>
                 <w:lang w:val="uk-UA"/>
               </w:rPr>
-              <w:t>факс:_____________________________</w:t>
-            </w:r>
-          </w:p>
-          <w:p>
-            <w:pPr>
-              <w:rPr>
-                <w:b w:val="0"/>
-                <w:sz w:val="18"/>
-                <w:szCs w:val="18"/>
-                <w:lang w:val="uk-UA"/>
-              </w:rPr>
-            </w:pPr>
-            <w:r>
-              <w:rPr>
-                <w:sz w:val="18"/>
-                <w:szCs w:val="18"/>
-                <w:lang w:val="uk-UA"/>
-              </w:rPr>
-              <w:t>Код ЄДРПОУ:</w:t>
+              <w:t>факс:</w:t>
             </w:r>
             <w:r>
               <w:rPr>
-                <w:b w:val="0"/>
-                <w:sz w:val="18"/>
-                <w:szCs w:val="18"/>
+                <w:sz w:val="20"/>
+                <w:szCs w:val="20"/>
                 <w:lang w:val="uk-UA"/>
               </w:rPr>
               <w:t xml:space="preserve"> </w:t>
+            </w:r>
+            <w:r>
+              <w:rPr>
+                <w:sz w:val="20"/>
+                <w:szCs w:val="20"/>
+                <w:lang w:val="uk-UA"/>
+              </w:rPr>
+              <w:t>_____________________________</w:t>
+            </w:r>
+          </w:p>
+          <w:p>
+            <w:pPr>
+              <w:rPr>
+                <w:sz w:val="20"/>
+                <w:szCs w:val="20"/>
+                <w:lang w:val="uk-UA"/>
+              </w:rPr>
+            </w:pPr>
+            <w:r>
+              <w:rPr>
+                <w:sz w:val="20"/>
+                <w:szCs w:val="20"/>
+                <w:lang w:val="uk-UA"/>
+              </w:rPr>
+              <w:t xml:space="preserve">Код ЄДРПОУ: </w:t>
             </w:r>
             <w:sdt>
               <w:sdtPr>
                 <w:rPr>
                   <w:b w:val="0"/>
                   <w:bCs w:val="0"/>
-                  <w:sz w:val="18"/>
-                  <w:szCs w:val="18"/>
+                  <w:sz w:val="20"/>
+                  <w:szCs w:val="20"/>
                   <w:lang w:val="uk-UA"/>
                 </w:rPr>
                 <w:alias w:val="CstEDRPOU"/>
@@ -5710,25 +5828,31 @@
           <w:p>
             <w:pPr>
               <w:rPr>
-                <w:b w:val="0"/>
-                <w:sz w:val="18"/>
-                <w:szCs w:val="18"/>
+                <w:sz w:val="20"/>
+                <w:szCs w:val="20"/>
                 <w:lang w:val="uk-UA"/>
               </w:rPr>
             </w:pPr>
             <w:r>
               <w:rPr>
-                <w:sz w:val="18"/>
-                <w:szCs w:val="18"/>
+                <w:sz w:val="20"/>
+                <w:szCs w:val="20"/>
                 <w:lang w:val="uk-UA"/>
               </w:rPr>
               <w:t>Банк</w:t>
             </w:r>
             <w:r>
               <w:rPr>
-                <w:b w:val="0"/>
-                <w:sz w:val="18"/>
-                <w:szCs w:val="18"/>
+                <w:sz w:val="20"/>
+                <w:szCs w:val="20"/>
+                <w:lang w:val="uk-UA"/>
+              </w:rPr>
+              <w:t>:</w:t>
+            </w:r>
+            <w:r>
+              <w:rPr>
+                <w:sz w:val="20"/>
+                <w:szCs w:val="20"/>
                 <w:lang w:val="uk-UA"/>
               </w:rPr>
               <w:t xml:space="preserve"> </w:t>
@@ -5738,8 +5862,8 @@
                 <w:rPr>
                   <w:b w:val="0"/>
                   <w:bCs w:val="0"/>
-                  <w:sz w:val="18"/>
-                  <w:szCs w:val="18"/>
+                  <w:sz w:val="20"/>
+                  <w:szCs w:val="20"/>
                   <w:lang w:val="uk-UA"/>
                 </w:rPr>
                 <w:alias w:val="CstBankName"/>
@@ -5766,36 +5890,26 @@
           <w:p>
             <w:pPr>
               <w:rPr>
-                <w:b w:val="0"/>
-                <w:sz w:val="18"/>
-                <w:szCs w:val="18"/>
+                <w:sz w:val="20"/>
+                <w:szCs w:val="20"/>
                 <w:lang w:val="uk-UA"/>
               </w:rPr>
             </w:pPr>
             <w:r>
               <w:rPr>
-                <w:sz w:val="18"/>
-                <w:szCs w:val="18"/>
+                <w:sz w:val="20"/>
+                <w:szCs w:val="20"/>
                 <w:lang w:val="uk-UA"/>
               </w:rPr>
-              <w:t>МФО:</w:t>
-            </w:r>
-            <w:r>
-              <w:rPr>
-                <w:b w:val="0"/>
-                <w:sz w:val="18"/>
-                <w:szCs w:val="18"/>
-                <w:lang w:val="uk-UA"/>
-              </w:rPr>
-              <w:t xml:space="preserve"> </w:t>
+              <w:t xml:space="preserve">МФО: </w:t>
             </w:r>
             <w:sdt>
               <w:sdtPr>
                 <w:rPr>
                   <w:b w:val="0"/>
                   <w:bCs w:val="0"/>
-                  <w:sz w:val="18"/>
-                  <w:szCs w:val="18"/>
+                  <w:sz w:val="20"/>
+                  <w:szCs w:val="20"/>
                   <w:lang w:val="uk-UA"/>
                 </w:rPr>
                 <w:alias w:val="CstBankMFO"/>
@@ -5822,36 +5936,26 @@
           <w:p>
             <w:pPr>
               <w:rPr>
-                <w:b w:val="0"/>
-                <w:sz w:val="18"/>
-                <w:szCs w:val="18"/>
+                <w:sz w:val="20"/>
+                <w:szCs w:val="20"/>
                 <w:lang w:val="uk-UA"/>
               </w:rPr>
             </w:pPr>
             <w:r>
               <w:rPr>
-                <w:sz w:val="18"/>
-                <w:szCs w:val="18"/>
+                <w:sz w:val="20"/>
+                <w:szCs w:val="20"/>
                 <w:lang w:val="uk-UA"/>
               </w:rPr>
-              <w:t>р/р</w:t>
-            </w:r>
-            <w:r>
-              <w:rPr>
-                <w:b w:val="0"/>
-                <w:sz w:val="18"/>
-                <w:szCs w:val="18"/>
-                <w:lang w:val="uk-UA"/>
-              </w:rPr>
-              <w:t xml:space="preserve"> </w:t>
+              <w:t xml:space="preserve">р/р </w:t>
             </w:r>
             <w:sdt>
               <w:sdtPr>
                 <w:rPr>
                   <w:b w:val="0"/>
                   <w:bCs w:val="0"/>
-                  <w:sz w:val="18"/>
-                  <w:szCs w:val="18"/>
+                  <w:sz w:val="20"/>
+                  <w:szCs w:val="20"/>
                   <w:lang w:val="uk-UA"/>
                 </w:rPr>
                 <w:alias w:val="CstAcc"/>
@@ -5878,43 +5982,33 @@
           <w:p>
             <w:pPr>
               <w:rPr>
-                <w:b w:val="0"/>
-                <w:sz w:val="18"/>
-                <w:szCs w:val="18"/>
+                <w:sz w:val="20"/>
+                <w:szCs w:val="20"/>
                 <w:lang w:val="uk-UA"/>
               </w:rPr>
             </w:pPr>
             <w:r>
               <w:rPr>
-                <w:sz w:val="18"/>
-                <w:szCs w:val="18"/>
+                <w:sz w:val="20"/>
+                <w:szCs w:val="20"/>
                 <w:lang w:val="uk-UA"/>
               </w:rPr>
-              <w:t>Свідоцтво №</w:t>
-            </w:r>
-            <w:r>
-              <w:rPr>
-                <w:b w:val="0"/>
-                <w:sz w:val="18"/>
-                <w:szCs w:val="18"/>
-                <w:lang w:val="uk-UA"/>
-              </w:rPr>
-              <w:t xml:space="preserve"> </w:t>
+              <w:t xml:space="preserve">Свідоцтво № </w:t>
             </w:r>
             <w:sdt>
               <w:sdtPr>
                 <w:rPr>
                   <w:b w:val="0"/>
                   <w:bCs w:val="0"/>
-                  <w:sz w:val="18"/>
-                  <w:szCs w:val="18"/>
+                  <w:sz w:val="20"/>
+                  <w:szCs w:val="20"/>
                   <w:lang w:val="uk-UA"/>
                 </w:rPr>
-                <w:alias w:val="CstAcc"/>
-                <w:tag w:val="CstAcc"/>
-                <w:id w:val="1575388416"/>
+                <w:alias w:val="CstRegNumber"/>
+                <w:tag w:val="CstRegNumber"/>
+                <w:id w:val="-1794891208"/>
                 <w:placeholder>
-                  <w:docPart w:val="A828D1B999E34B60AC91CE0125CEBC2E"/>
+                  <w:docPart w:val="57A021B51DCD403EA248C70C8DB51FEA"/>
                 </w:placeholder>
                 <w:showingPlcHdr/>
                 <w15:appearance w15:val="tags"/>
@@ -5925,6 +6019,7 @@
                 <w:r>
                   <w:rPr>
                     <w:rStyle w:val="ae"/>
+                    <w:lang w:val="uk-UA"/>
                   </w:rPr>
                   <w:t>Место для ввода текста.</w:t>
                 </w:r>
@@ -5932,26 +6027,25 @@
             </w:sdt>
             <w:r>
               <w:rPr>
-                <w:b w:val="0"/>
-                <w:sz w:val="18"/>
-                <w:szCs w:val="18"/>
+                <w:sz w:val="20"/>
+                <w:szCs w:val="20"/>
                 <w:lang w:val="uk-UA"/>
               </w:rPr>
               <w:t xml:space="preserve"> </w:t>
             </w:r>
             <w:r>
               <w:rPr>
-                <w:sz w:val="18"/>
-                <w:szCs w:val="18"/>
+                <w:b w:val="0"/>
+                <w:sz w:val="20"/>
+                <w:szCs w:val="20"/>
                 <w:lang w:val="uk-UA"/>
               </w:rPr>
               <w:t>від</w:t>
             </w:r>
             <w:r>
               <w:rPr>
-                <w:b w:val="0"/>
-                <w:sz w:val="18"/>
-                <w:szCs w:val="18"/>
+                <w:sz w:val="20"/>
+                <w:szCs w:val="20"/>
                 <w:lang w:val="uk-UA"/>
               </w:rPr>
               <w:t xml:space="preserve"> </w:t>
@@ -5960,16 +6054,15 @@
               <w:sdtPr>
                 <w:rPr>
                   <w:b w:val="0"/>
-                  <w:bCs w:val="0"/>
-                  <w:sz w:val="18"/>
-                  <w:szCs w:val="18"/>
+                  <w:sz w:val="20"/>
+                  <w:szCs w:val="20"/>
                   <w:lang w:val="uk-UA"/>
                 </w:rPr>
-                <w:alias w:val="CstAcc"/>
-                <w:tag w:val="CstAcc"/>
-                <w:id w:val="1488436807"/>
+                <w:alias w:val="CstRegData"/>
+                <w:tag w:val="CstRegData"/>
+                <w:id w:val="1267500302"/>
                 <w:placeholder>
-                  <w:docPart w:val="4C1FC2CF1C354AC5A82CA85AFAE67209"/>
+                  <w:docPart w:val="57A021B51DCD403EA248C70C8DB51FEA"/>
                 </w:placeholder>
                 <w:showingPlcHdr/>
                 <w15:appearance w15:val="tags"/>
@@ -5980,6 +6073,7 @@
                 <w:r>
                   <w:rPr>
                     <w:rStyle w:val="ae"/>
+                    <w:lang w:val="uk-UA"/>
                   </w:rPr>
                   <w:t>Место для ввода текста.</w:t>
                 </w:r>
@@ -5988,8 +6082,8 @@
             <w:r>
               <w:rPr>
                 <w:b w:val="0"/>
-                <w:sz w:val="18"/>
-                <w:szCs w:val="18"/>
+                <w:sz w:val="20"/>
+                <w:szCs w:val="20"/>
                 <w:lang w:val="uk-UA"/>
               </w:rPr>
               <w:t xml:space="preserve"> р.</w:t>
@@ -5998,26 +6092,22 @@
           <w:p>
             <w:pPr>
               <w:rPr>
-                <w:b w:val="0"/>
-                <w:sz w:val="18"/>
-                <w:szCs w:val="18"/>
+                <w:sz w:val="20"/>
+                <w:szCs w:val="20"/>
+              </w:rPr>
+            </w:pPr>
+            <w:r>
+              <w:rPr>
+                <w:sz w:val="20"/>
+                <w:szCs w:val="20"/>
                 <w:lang w:val="uk-UA"/>
               </w:rPr>
-            </w:pPr>
-            <w:r>
-              <w:rPr>
-                <w:sz w:val="18"/>
-                <w:szCs w:val="18"/>
-                <w:lang w:val="uk-UA"/>
-              </w:rPr>
-              <w:t>Індивідуальний податковий №</w:t>
+              <w:t>Є платником</w:t>
             </w:r>
             <w:r>
               <w:rPr>
-                <w:b w:val="0"/>
-                <w:sz w:val="18"/>
-                <w:szCs w:val="18"/>
-                <w:lang w:val="uk-UA"/>
+                <w:sz w:val="20"/>
+                <w:szCs w:val="20"/>
               </w:rPr>
               <w:t xml:space="preserve"> </w:t>
             </w:r>
@@ -6026,8 +6116,55 @@
                 <w:rPr>
                   <w:b w:val="0"/>
                   <w:bCs w:val="0"/>
-                  <w:sz w:val="18"/>
-                  <w:szCs w:val="18"/>
+                  <w:sz w:val="20"/>
+                  <w:szCs w:val="20"/>
+                  <w:lang w:val="uk-UA"/>
+                </w:rPr>
+                <w:alias w:val="CstVATType"/>
+                <w:tag w:val="CstVATType"/>
+                <w:id w:val="25303977"/>
+                <w:placeholder>
+                  <w:docPart w:val="5D5B32FB49C54A308E8689CE5582CFF5"/>
+                </w:placeholder>
+                <w:showingPlcHdr/>
+                <w15:appearance w15:val="tags"/>
+                <w:text/>
+              </w:sdtPr>
+              <w:sdtEndPr/>
+              <w:sdtContent>
+                <w:r>
+                  <w:rPr>
+                    <w:rStyle w:val="ae"/>
+                    <w:lang w:val="uk-UA"/>
+                  </w:rPr>
+                  <w:t>Место для ввода текста.</w:t>
+                </w:r>
+              </w:sdtContent>
+            </w:sdt>
+          </w:p>
+          <w:p>
+            <w:pPr>
+              <w:rPr>
+                <w:sz w:val="20"/>
+                <w:szCs w:val="20"/>
+                <w:lang w:val="uk-UA"/>
+              </w:rPr>
+            </w:pPr>
+            <w:r>
+              <w:rPr>
+                <w:sz w:val="20"/>
+                <w:szCs w:val="20"/>
+                <w:lang w:val="uk-UA"/>
+              </w:rPr>
+              <w:t xml:space="preserve">Індивідуальний податковий № </w:t>
+            </w:r>
+            <w:sdt>
+              <w:sdtPr>
+                <w:rPr>
+                  <w:b w:val="0"/>
+                  <w:bCs w:val="0"/>
+                  <w:sz w:val="20"/>
+                  <w:szCs w:val="20"/>
                   <w:lang w:val="uk-UA"/>
                 </w:rPr>
                 <w:alias w:val="CstVAT"/>
@@ -6054,57 +6191,28 @@
           <w:p>
             <w:pPr>
               <w:rPr>
-                <w:b w:val="0"/>
-                <w:sz w:val="18"/>
-                <w:szCs w:val="18"/>
+                <w:sz w:val="20"/>
+                <w:szCs w:val="20"/>
+                <w:lang w:val="uk-UA"/>
               </w:rPr>
             </w:pPr>
             <w:r>
               <w:rPr>
-                <w:sz w:val="18"/>
-                <w:szCs w:val="18"/>
+                <w:sz w:val="20"/>
+                <w:szCs w:val="20"/>
                 <w:lang w:val="uk-UA"/>
               </w:rPr>
-              <w:t>Є платником</w:t>
+              <w:t>http://</w:t>
             </w:r>
             <w:r>
               <w:rPr>
                 <w:b w:val="0"/>
-                <w:sz w:val="18"/>
-                <w:szCs w:val="18"/>
-              </w:rPr>
-              <w:t xml:space="preserve"> </w:t>
+                <w:sz w:val="20"/>
+                <w:szCs w:val="20"/>
+                <w:lang w:val="uk-UA"/>
+              </w:rPr>
+              <w:t>__________________________________________</w:t>
             </w:r>
-            <w:sdt>
-              <w:sdtPr>
-                <w:rPr>
-                  <w:b w:val="0"/>
-                  <w:bCs w:val="0"/>
-                  <w:sz w:val="18"/>
-                  <w:szCs w:val="18"/>
-                  <w:lang w:val="uk-UA"/>
-                </w:rPr>
-                <w:alias w:val="CstVATType"/>
-                <w:tag w:val="CstVATType"/>
-                <w:id w:val="25303977"/>
-                <w:placeholder>
-                  <w:docPart w:val="8A594D542DC74904B07A3D39FF4878F1"/>
-                </w:placeholder>
-                <w:showingPlcHdr/>
-                <w15:appearance w15:val="tags"/>
-                <w:text/>
-              </w:sdtPr>
-              <w:sdtEndPr/>
-              <w:sdtContent>
-                <w:r>
-                  <w:rPr>
-                    <w:rStyle w:val="ae"/>
-                    <w:lang w:val="uk-UA"/>
-                  </w:rPr>
-                  <w:t>Место для ввода текста.</w:t>
-                </w:r>
-              </w:sdtContent>
-            </w:sdt>
           </w:p>
           <w:p>
             <w:pPr>
@@ -6117,12 +6225,38 @@
             </w:pPr>
             <w:r>
               <w:rPr>
+                <w:sz w:val="20"/>
+                <w:szCs w:val="20"/>
+                <w:lang w:val="uk-UA"/>
+              </w:rPr>
+              <w:t>E-</w:t>
+            </w:r>
+            <w:proofErr w:type="spellStart"/>
+            <w:r>
+              <w:rPr>
+                <w:sz w:val="20"/>
+                <w:szCs w:val="20"/>
+                <w:lang w:val="uk-UA"/>
+              </w:rPr>
+              <w:t>mail</w:t>
+            </w:r>
+            <w:proofErr w:type="spellEnd"/>
+            <w:r>
+              <w:rPr>
+                <w:sz w:val="20"/>
+                <w:szCs w:val="20"/>
+                <w:lang w:val="uk-UA"/>
+              </w:rPr>
+              <w:t>:</w:t>
+            </w:r>
+            <w:r>
+              <w:rPr>
                 <w:b w:val="0"/>
                 <w:sz w:val="18"/>
                 <w:szCs w:val="18"/>
                 <w:lang w:val="uk-UA"/>
               </w:rPr>
-              <w:t>http://___________________________________________________</w:t>
+              <w:t xml:space="preserve"> _____________________________________________</w:t>
             </w:r>
           </w:p>
           <w:p>
@@ -6134,64 +6268,6 @@
                 <w:lang w:val="uk-UA"/>
               </w:rPr>
             </w:pPr>
-            <w:r>
-              <w:rPr>
-                <w:b w:val="0"/>
-                <w:sz w:val="18"/>
-                <w:szCs w:val="18"/>
-                <w:lang w:val="uk-UA"/>
-              </w:rPr>
-              <w:t>E-</w:t>
-            </w:r>
-            <w:proofErr w:type="spellStart"/>
-            <w:r>
-              <w:rPr>
-                <w:b w:val="0"/>
-                <w:sz w:val="18"/>
-                <w:szCs w:val="18"/>
-                <w:lang w:val="uk-UA"/>
-              </w:rPr>
-              <w:t>mail</w:t>
-            </w:r>
-            <w:proofErr w:type="spellEnd"/>
-            <w:r>
-              <w:rPr>
-                <w:b w:val="0"/>
-                <w:sz w:val="18"/>
-                <w:szCs w:val="18"/>
-                <w:lang w:val="uk-UA"/>
-              </w:rPr>
-              <w:t>: _________________________________________________</w:t>
-            </w:r>
-          </w:p>
-          <w:p>
-            <w:pPr>
-              <w:rPr>
-                <w:b w:val="0"/>
-                <w:sz w:val="18"/>
-                <w:szCs w:val="18"/>
-                <w:lang w:val="uk-UA"/>
-              </w:rPr>
-            </w:pPr>
-          </w:p>
-          <w:p>
-            <w:pPr>
-              <w:pStyle w:val="a3"/>
-              <w:ind w:right="0"/>
-              <w:rPr>
-                <w:sz w:val="18"/>
-                <w:szCs w:val="18"/>
-                <w:vertAlign w:val="superscript"/>
-              </w:rPr>
-            </w:pPr>
-            <w:r>
-              <w:rPr>
-                <w:sz w:val="18"/>
-                <w:szCs w:val="18"/>
-                <w:vertAlign w:val="superscript"/>
-              </w:rPr>
-              <w:t xml:space="preserve">                </w:t>
-            </w:r>
           </w:p>
           <w:tbl>
             <w:tblPr>
@@ -6226,6 +6302,7 @@
                 </w:tcPr>
                 <w:p>
                   <w:pPr>
+                    <w:jc w:val="center"/>
                     <w:rPr>
                       <w:color w:val="000000"/>
                       <w:sz w:val="18"/>
@@ -6251,19 +6328,10 @@
                     </w:rPr>
                     <w:t>______</w:t>
                   </w:r>
-                  <w:r>
-                    <w:rPr>
-                      <w:color w:val="000000"/>
-                      <w:sz w:val="18"/>
-                      <w:szCs w:val="18"/>
-                      <w:lang w:val="uk-UA"/>
-                    </w:rPr>
-                    <w:t xml:space="preserve">  </w:t>
-                  </w:r>
                 </w:p>
                 <w:p>
                   <w:pPr>
-                    <w:jc w:val="both"/>
+                    <w:jc w:val="center"/>
                     <w:rPr>
                       <w:color w:val="000000"/>
                       <w:sz w:val="18"/>
@@ -6271,15 +6339,6 @@
                       <w:lang w:val="uk-UA"/>
                     </w:rPr>
                   </w:pPr>
-                  <w:r>
-                    <w:rPr>
-                      <w:color w:val="000000"/>
-                      <w:sz w:val="18"/>
-                      <w:szCs w:val="18"/>
-                      <w:lang w:val="uk-UA"/>
-                    </w:rPr>
-                    <w:t xml:space="preserve">    </w:t>
-                  </w:r>
                   <w:proofErr w:type="spellStart"/>
                   <w:r>
                     <w:rPr>
@@ -6298,7 +6357,7 @@
                       <w:vertAlign w:val="superscript"/>
                       <w:lang w:val="uk-UA"/>
                     </w:rPr>
-                    <w:t xml:space="preserve">.           (підпис)                   </w:t>
+                    <w:t>.           (підпис)</w:t>
                   </w:r>
                 </w:p>
               </w:tc>
@@ -6336,13 +6395,12 @@
                   <w:sdt>
                     <w:sdtPr>
                       <w:rPr>
-                        <w:b w:val="0"/>
-                        <w:sz w:val="18"/>
-                        <w:szCs w:val="18"/>
+                        <w:sz w:val="20"/>
+                        <w:szCs w:val="20"/>
                         <w:lang w:val="uk-UA"/>
                       </w:rPr>
-                      <w:alias w:val="CstPerson"/>
-                      <w:tag w:val="CstPerson"/>
+                      <w:alias w:val="CstPerson1"/>
+                      <w:tag w:val="CstPerson1"/>
                       <w:id w:val="433098122"/>
                       <w:placeholder>
                         <w:docPart w:val="FC25BCD3170146D7AE13F9DF1BDA6B9C"/>
@@ -15163,35 +15221,6 @@
     </w:docPart>
     <w:docPart>
       <w:docPartPr>
-        <w:name w:val="EFC65D7AF7694916877C7C83BAB20F52"/>
-        <w:category>
-          <w:name w:val="Общие"/>
-          <w:gallery w:val="placeholder"/>
-        </w:category>
-        <w:types>
-          <w:type w:val="bbPlcHdr"/>
-        </w:types>
-        <w:behaviors>
-          <w:behavior w:val="content"/>
-        </w:behaviors>
-        <w:guid w:val="{3C901BF4-449E-438E-9FD9-5DE90B836D47}"/>
-      </w:docPartPr>
-      <w:docPartBody>
-        <w:p>
-          <w:pPr>
-            <w:pStyle w:val="EFC65D7AF7694916877C7C83BAB20F52"/>
-          </w:pPr>
-          <w:r>
-            <w:rPr>
-              <w:rStyle w:val="a3"/>
-            </w:rPr>
-            <w:t>Выберите стандартный блок.</w:t>
-          </w:r>
-        </w:p>
-      </w:docPartBody>
-    </w:docPart>
-    <w:docPart>
-      <w:docPartPr>
         <w:name w:val="FCE25B0F320E411787AF4DCFF80F30A9"/>
         <w:category>
           <w:name w:val="Общие"/>
@@ -15691,64 +15720,6 @@
     </w:docPart>
     <w:docPart>
       <w:docPartPr>
-        <w:name w:val="A828D1B999E34B60AC91CE0125CEBC2E"/>
-        <w:category>
-          <w:name w:val="Общие"/>
-          <w:gallery w:val="placeholder"/>
-        </w:category>
-        <w:types>
-          <w:type w:val="bbPlcHdr"/>
-        </w:types>
-        <w:behaviors>
-          <w:behavior w:val="content"/>
-        </w:behaviors>
-        <w:guid w:val="{12A560D4-45C9-4CD3-8D51-17DDA44C97EA}"/>
-      </w:docPartPr>
-      <w:docPartBody>
-        <w:p>
-          <w:pPr>
-            <w:pStyle w:val="A828D1B999E34B60AC91CE0125CEBC2E"/>
-          </w:pPr>
-          <w:r>
-            <w:rPr>
-              <w:rStyle w:val="a3"/>
-            </w:rPr>
-            <w:t>Место для ввода текста.</w:t>
-          </w:r>
-        </w:p>
-      </w:docPartBody>
-    </w:docPart>
-    <w:docPart>
-      <w:docPartPr>
-        <w:name w:val="4C1FC2CF1C354AC5A82CA85AFAE67209"/>
-        <w:category>
-          <w:name w:val="Общие"/>
-          <w:gallery w:val="placeholder"/>
-        </w:category>
-        <w:types>
-          <w:type w:val="bbPlcHdr"/>
-        </w:types>
-        <w:behaviors>
-          <w:behavior w:val="content"/>
-        </w:behaviors>
-        <w:guid w:val="{B9BBAFC3-0D6F-4D78-B53A-EA587F3D106E}"/>
-      </w:docPartPr>
-      <w:docPartBody>
-        <w:p>
-          <w:pPr>
-            <w:pStyle w:val="4C1FC2CF1C354AC5A82CA85AFAE67209"/>
-          </w:pPr>
-          <w:r>
-            <w:rPr>
-              <w:rStyle w:val="a3"/>
-            </w:rPr>
-            <w:t>Место для ввода текста.</w:t>
-          </w:r>
-        </w:p>
-      </w:docPartBody>
-    </w:docPart>
-    <w:docPart>
-      <w:docPartPr>
         <w:name w:val="3D02B4551E394C0E9AD37349BD72B512"/>
         <w:category>
           <w:name w:val="Общие"/>
@@ -15770,36 +15741,6 @@
           <w:r>
             <w:rPr>
               <w:rStyle w:val="a3"/>
-            </w:rPr>
-            <w:t>Место для ввода текста.</w:t>
-          </w:r>
-        </w:p>
-      </w:docPartBody>
-    </w:docPart>
-    <w:docPart>
-      <w:docPartPr>
-        <w:name w:val="8A594D542DC74904B07A3D39FF4878F1"/>
-        <w:category>
-          <w:name w:val="Общие"/>
-          <w:gallery w:val="placeholder"/>
-        </w:category>
-        <w:types>
-          <w:type w:val="bbPlcHdr"/>
-        </w:types>
-        <w:behaviors>
-          <w:behavior w:val="content"/>
-        </w:behaviors>
-        <w:guid w:val="{CEE31EB9-C05E-468A-9BCC-D4F0387EAAB3}"/>
-      </w:docPartPr>
-      <w:docPartBody>
-        <w:p>
-          <w:pPr>
-            <w:pStyle w:val="8A594D542DC74904B07A3D39FF4878F1"/>
-          </w:pPr>
-          <w:r>
-            <w:rPr>
-              <w:rStyle w:val="a3"/>
-              <w:lang w:val="uk-UA"/>
             </w:rPr>
             <w:t>Место для ввода текста.</w:t>
           </w:r>
@@ -15893,6 +15834,121 @@
         </w:p>
       </w:docPartBody>
     </w:docPart>
+    <w:docPart>
+      <w:docPartPr>
+        <w:name w:val="57A021B51DCD403EA248C70C8DB51FEA"/>
+        <w:category>
+          <w:name w:val="Общие"/>
+          <w:gallery w:val="placeholder"/>
+        </w:category>
+        <w:types>
+          <w:type w:val="bbPlcHdr"/>
+        </w:types>
+        <w:behaviors>
+          <w:behavior w:val="content"/>
+        </w:behaviors>
+        <w:guid w:val="{EFC4FE6A-DFA8-4035-B055-80AB92C4AE5F}"/>
+      </w:docPartPr>
+      <w:docPartBody>
+        <w:p>
+          <w:pPr>
+            <w:pStyle w:val="57A021B51DCD403EA248C70C8DB51FEA"/>
+          </w:pPr>
+          <w:r>
+            <w:rPr>
+              <w:rStyle w:val="a3"/>
+              <w:lang w:val="uk-UA"/>
+            </w:rPr>
+            <w:t>Место для ввода текста.</w:t>
+          </w:r>
+        </w:p>
+      </w:docPartBody>
+    </w:docPart>
+    <w:docPart>
+      <w:docPartPr>
+        <w:name w:val="5D5B32FB49C54A308E8689CE5582CFF5"/>
+        <w:category>
+          <w:name w:val="Общие"/>
+          <w:gallery w:val="placeholder"/>
+        </w:category>
+        <w:types>
+          <w:type w:val="bbPlcHdr"/>
+        </w:types>
+        <w:behaviors>
+          <w:behavior w:val="content"/>
+        </w:behaviors>
+        <w:guid w:val="{48F1433F-6F92-479B-9761-1059CC64F278}"/>
+      </w:docPartPr>
+      <w:docPartBody>
+        <w:p>
+          <w:pPr>
+            <w:pStyle w:val="5D5B32FB49C54A308E8689CE5582CFF5"/>
+          </w:pPr>
+          <w:r>
+            <w:rPr>
+              <w:rStyle w:val="a3"/>
+              <w:lang w:val="uk-UA"/>
+            </w:rPr>
+            <w:t>Место для ввода текста.</w:t>
+          </w:r>
+        </w:p>
+      </w:docPartBody>
+    </w:docPart>
+    <w:docPart>
+      <w:docPartPr>
+        <w:name w:val="DefaultPlaceholder_-1854013436"/>
+        <w:category>
+          <w:name w:val="Общие"/>
+          <w:gallery w:val="placeholder"/>
+        </w:category>
+        <w:types>
+          <w:type w:val="bbPlcHdr"/>
+        </w:types>
+        <w:behaviors>
+          <w:behavior w:val="content"/>
+        </w:behaviors>
+        <w:guid w:val="{A5693D13-3062-4194-9378-06E60E8EC2BF}"/>
+      </w:docPartPr>
+      <w:docPartBody>
+        <w:p>
+          <w:r>
+            <w:rPr>
+              <w:rStyle w:val="a3"/>
+            </w:rPr>
+            <w:t>Выберите стандартный блок.</w:t>
+          </w:r>
+        </w:p>
+      </w:docPartBody>
+    </w:docPart>
+    <w:docPart>
+      <w:docPartPr>
+        <w:name w:val="DD74A4FEB4E249E2927E3104E1D92EE7"/>
+        <w:category>
+          <w:name w:val="Общие"/>
+          <w:gallery w:val="placeholder"/>
+        </w:category>
+        <w:types>
+          <w:type w:val="bbPlcHdr"/>
+        </w:types>
+        <w:behaviors>
+          <w:behavior w:val="content"/>
+        </w:behaviors>
+        <w:guid w:val="{1864670E-EE5E-4B5F-8256-7555BF11F8EA}"/>
+      </w:docPartPr>
+      <w:docPartBody>
+        <w:p>
+          <w:pPr>
+            <w:pStyle w:val="DD74A4FEB4E249E2927E3104E1D92EE7"/>
+          </w:pPr>
+          <w:r>
+            <w:rPr>
+              <w:rStyle w:val="a3"/>
+            </w:rPr>
+            <w:t>Место для ввода текста.</w:t>
+          </w:r>
+        </w:p>
+      </w:docPartBody>
+    </w:docPart>
   </w:docParts>
 </w:glossaryDocument>
 </file>
@@ -15941,13 +15997,6 @@
     <w:family w:val="roman"/>
     <w:pitch w:val="variable"/>
     <w:sig w:usb0="E0002EFF" w:usb1="C000785B" w:usb2="00000009" w:usb3="00000000" w:csb0="000001FF" w:csb1="00000000"/>
-  </w:font>
-  <w:font w:name="Verdana">
-    <w:panose1 w:val="020B0604030504040204"/>
-    <w:charset w:val="CC"/>
-    <w:family w:val="swiss"/>
-    <w:pitch w:val="variable"/>
-    <w:sig w:usb0="A00006FF" w:usb1="4000205B" w:usb2="00000010" w:usb3="00000000" w:csb0="0000019F" w:csb1="00000000"/>
   </w:font>
   <w:font w:name="inherit">
     <w:altName w:val="Times New Roman"/>
@@ -16001,6 +16050,11 @@
     <w:rsid w:val="005A1C6C"/>
     <w:rsid w:val="007B033E"/>
     <w:rsid w:val="00D86F1E"/>
+    <w:rsid w:val="00DA6705"/>
+    <w:rsid w:val="00DB2409"/>
+    <w:rsid w:val="00E34B34"/>
+    <w:rsid w:val="00ED0EFB"/>
+    <w:rsid w:val="00FA7EFF"/>
   </w:rsids>
   <m:mathPr>
     <m:mathFont m:val="Cambria Math"/>
@@ -16453,7 +16507,7 @@
     <w:basedOn w:val="a0"/>
     <w:uiPriority w:val="99"/>
     <w:semiHidden/>
-    <w:rsid w:val="005A1C6C"/>
+    <w:rsid w:val="00DB2409"/>
     <w:rPr>
       <w:color w:val="808080"/>
     </w:rPr>
@@ -16585,6 +16639,18 @@
   <w:style w:type="paragraph" w:customStyle="1" w:styleId="8F6C2B2A568D455B9F3FE4EB811855EB">
     <w:name w:val="8F6C2B2A568D455B9F3FE4EB811855EB"/>
     <w:rsid w:val="005A1C6C"/>
+  </w:style>
+  <w:style w:type="paragraph" w:customStyle="1" w:styleId="57A021B51DCD403EA248C70C8DB51FEA">
+    <w:name w:val="57A021B51DCD403EA248C70C8DB51FEA"/>
+    <w:rsid w:val="00E34B34"/>
+  </w:style>
+  <w:style w:type="paragraph" w:customStyle="1" w:styleId="5D5B32FB49C54A308E8689CE5582CFF5">
+    <w:name w:val="5D5B32FB49C54A308E8689CE5582CFF5"/>
+    <w:rsid w:val="00ED0EFB"/>
+  </w:style>
+  <w:style w:type="paragraph" w:customStyle="1" w:styleId="DD74A4FEB4E249E2927E3104E1D92EE7">
+    <w:name w:val="DD74A4FEB4E249E2927E3104E1D92EE7"/>
+    <w:rsid w:val="00DB2409"/>
   </w:style>
 </w:styles>
 </file>
